--- a/applications/smaller_firms/letters/13_Will_McGowan_CoverLetter_Gunvor.docx
+++ b/applications/smaller_firms/letters/13_Will_McGowan_CoverLetter_Gunvor.docx
@@ -150,7 +150,7 @@
         <w:rPr>
           <w:b w:val="0"/>
         </w:rPr>
-        <w:t>Much of my work centres on commodity markets. My dissertation, supervised by Dr Luigi Gifuni, forecasts European gas (TTF) volatility with mixed-frequency (MIDAS) models built on daily storage, market and news-based data, including a gas-market attention index I am constructing from Google Trends, and tests whether better forecasts improve a volatility-targeted futures strategy. As co-founder of the Strathclyde Agricapital Society, which I grew to 126 members, I built a wheat calendar-spread strategy in R from futures curve structure and CFTC Commitments of Traders positioning, and published weekly research notes for members.</w:t>
+        <w:t>Much of my work centres on commodity markets. My dissertation, supervised by Dr Luigi Gifuni, tests whether governments that hedge oil change how their currencies react to OPEC news: whether Norway's krone conversions, Russia's 2017–22 budget rule and Mexico's put hedge make the oil beta smaller, kinked or one-sided, and whether any beta that remains can be traded after costs. As co-founder of the Strathclyde Agricapital Society, which I grew to 126 members, I built a wheat calendar-spread strategy in R from futures curve structure and CFTC Commitments of Traders positioning, and published weekly research notes for members.</w:t>
       </w:r>
     </w:p>
     <w:p>
@@ -172,7 +172,7 @@
         <w:rPr>
           <w:b w:val="0"/>
         </w:rPr>
-        <w:t>Gunvor stands out to me because it is a physical trader whose graduate programme rotates through trading desks, risk, operations and analytics in Geneva, with possible rotations in Singapore, Houston, Tallinn or London. Physical gas trading depends on storage, shipping and timing in ways that paper markets alone do not capture, and my dissertation's focus on how storage and news drive TTF volatility gives me a starting point for learning the physical side of the business.</w:t>
+        <w:t>Gunvor stands out to me because it is a physical trader whose graduate programme rotates through trading desks, risk, operations and analytics in Geneva, with possible rotations in Singapore, Houston, Tallinn or London. Physical trading depends on storage, shipping and timing in ways that paper markets alone do not capture, and my dissertation's focus on how OPEC supply news moves markets gives me a starting point for learning the physical side of the business.</w:t>
       </w:r>
     </w:p>
     <w:p>

--- a/applications/smaller_firms/letters/13_Will_McGowan_CoverLetter_Gunvor.docx
+++ b/applications/smaller_firms/letters/13_Will_McGowan_CoverLetter_Gunvor.docx
@@ -161,7 +161,7 @@
         <w:rPr>
           <w:b w:val="0"/>
         </w:rPr>
-        <w:t>Sales and trading appeals to me because it joins analysis to a live price and to a client who needs a clear answer quickly. Writing those weekly notes taught me to turn analysis into a view that non-specialists can act on. In nearly two years at KONG, I learned that a recommendation lands only when it fits the person hearing it: by analysing sales patterns and refining our upselling prompts, I raised average customer spend by an estimated 25%. I also take risk seriously; my lifetime poker winnings of over £40,000 were built on disciplined bet sizing and a strict bankroll rule.</w:t>
+        <w:t>Sales and trading appeals to me because it joins analysis to a live price and to a client who needs a clear answer quickly. Writing those weekly notes taught me to turn analysis into a view that non-specialists can act on. In nearly two years at KONG, I learned that a recommendation lands only when it fits the person hearing it: by analysing sales patterns and refining our upselling prompts, I raised average customer spend by an estimated 25%. I also take risk seriously: at the Strathclyde Poker Society, where I was Vice-President and then President, I taught new members to use the Kelly criterion to work out how many buy-ins their own win rate, variance and appetite for risk call for.</w:t>
       </w:r>
     </w:p>
     <w:p>
